--- a/lessions/0010.docx
+++ b/lessions/0010.docx
@@ -389,7 +389,13 @@
     </w:p>
     <w:p>
       <w:r>
-        <w:t>Does he work here&gt; -&gt; Anh ấy làm việc ở đây phải phông</w:t>
+        <w:t>Does he work here</w:t>
+      </w:r>
+      <w:r>
+        <w:t xml:space="preserve">? </w:t>
+      </w:r>
+      <w:r>
+        <w:t>&gt; -&gt; Anh ấy làm việc ở đây phải phông</w:t>
       </w:r>
     </w:p>
     <w:p>

--- a/lessions/0010.docx
+++ b/lessions/0010.docx
@@ -83,7 +83,13 @@
     </w:p>
     <w:p>
       <w:r>
-        <w:t>The sun rises in the east -&gt; Mặt trời mọc ở phía đông</w:t>
+        <w:t xml:space="preserve">The sun rises in the </w:t>
+      </w:r>
+      <w:r>
+        <w:t xml:space="preserve">east </w:t>
+      </w:r>
+      <w:r>
+        <w:t>-&gt; Mặt trời mọc ở phía đông</w:t>
       </w:r>
     </w:p>
     <w:p>

--- a/lessions/0010.docx
+++ b/lessions/0010.docx
@@ -510,7 +510,13 @@
     </w:p>
     <w:p>
       <w:r>
-        <w:t>Do dùng vời I, You, We, They</w:t>
+        <w:t>Do dùng v</w:t>
+      </w:r>
+      <w:r>
+        <w:t>ớ</w:t>
+      </w:r>
+      <w:r>
+        <w:t>i I, You, We, They</w:t>
       </w:r>
     </w:p>
     <w:p>
@@ -521,7 +527,13 @@
         <w:t>oes</w:t>
       </w:r>
       <w:r>
-        <w:t xml:space="preserve"> dùng vời He, She, It</w:t>
+        <w:t xml:space="preserve"> dùng v</w:t>
+      </w:r>
+      <w:r>
+        <w:t>ớ</w:t>
+      </w:r>
+      <w:r>
+        <w:t>i He, She, It</w:t>
       </w:r>
     </w:p>
     <w:p>
